--- a/Modelos/AP/FDMS/Declaração_fiscal_FDMS.docx
+++ b/Modelos/AP/FDMS/Declaração_fiscal_FDMS.docx
@@ -280,7 +280,7 @@
           <w:rFonts w:ascii="Times New Roman" w:hAnsi="Times New Roman"/>
           <w:sz w:val="20"/>
         </w:rPr>
-        <w:t>contrato</w:t>
+        <w:t>Acordo de Parceria</w:t>
       </w:r>
       <w:r>
         <w:rPr>
@@ -1150,8 +1150,6 @@
           <w:docGrid w:linePitch="212"/>
         </w:sectPr>
       </w:pPr>
-      <w:bookmarkStart w:id="0" w:name="_GoBack"/>
-      <w:bookmarkEnd w:id="0"/>
     </w:p>
     <w:p>
       <w:pPr>
@@ -1206,8 +1204,13 @@
         <w:t>Fiscal</w:t>
       </w:r>
       <w:r>
-        <w:t xml:space="preserve"> do Projeto/Contrato</w:t>
-      </w:r>
+        <w:t xml:space="preserve"> do Projeto/</w:t>
+      </w:r>
+      <w:r>
+        <w:t>Acordo de Parceria</w:t>
+      </w:r>
+      <w:bookmarkStart w:id="0" w:name="_GoBack"/>
+      <w:bookmarkEnd w:id="0"/>
     </w:p>
     <w:p>
       <w:pPr>
